--- a/print/manchester.docx
+++ b/print/manchester.docx
@@ -17,7 +17,7 @@
     </w:p>
     <w:p>
       <w:pPr>
-        <w:spacing w:before="0" w:after="20"/>
+        <w:spacing w:before="0" w:after="140"/>
       </w:pPr>
       <w:r>
         <w:rPr>
@@ -26,19 +26,6 @@
           <w:szCs w:val="18"/>
         </w:rPr>
         <w:t xml:space="preserve">2027 年 9 月入学　·　25 个专业　·　数据核对 2026-09　·　完整可搜索版 https://mtennnn.cn</w:t>
-      </w:r>
-    </w:p>
-    <w:p>
-      <w:pPr>
-        <w:spacing w:before="0" w:after="140"/>
-      </w:pPr>
-      <w:r>
-        <w:rPr>
-          <w:color w:val="555555"/>
-          <w:sz w:val="17"/>
-          <w:szCs w:val="17"/>
-        </w:rPr>
-        <w:t xml:space="preserve">横版 A4。双面打印请在打印设置里选「长边翻页」，否则背面会上下倒过来。</w:t>
       </w:r>
     </w:p>
     <w:p>

--- a/print/manchester.docx
+++ b/print/manchester.docx
@@ -17,7 +17,7 @@
     </w:p>
     <w:p>
       <w:pPr>
-        <w:spacing w:before="0" w:after="140"/>
+        <w:spacing w:before="0" w:after="20"/>
       </w:pPr>
       <w:r>
         <w:rPr>
@@ -25,7 +25,23 @@
           <w:sz w:val="18"/>
           <w:szCs w:val="18"/>
         </w:rPr>
-        <w:t xml:space="preserve">2027 年 9 月入学　·　25 个专业　·　数据核对 2026-09　·　完整可搜索版 https://mtennnn.cn</w:t>
+        <w:t xml:space="preserve">2027 年 9 月入学　·　收录 25 个专业　·　数据核对 2026-09　·　完整可搜索版 https://mtennnn.cn</w:t>
+      </w:r>
+    </w:p>
+    <w:p>
+      <w:pPr>
+        <w:pBdr>
+          <w:top w:val="single" w:sz="4" w:space="3" w:color="CCCCCC"/>
+        </w:pBdr>
+        <w:spacing w:before="0" w:after="140"/>
+      </w:pPr>
+      <w:r>
+        <w:rPr>
+          <w:color w:val="555555"/>
+          <w:sz w:val="15"/>
+          <w:szCs w:val="15"/>
+        </w:rPr>
+        <w:t xml:space="preserve">本册为选编：收录各校在 10 个热门学科方向（生化医药 / 物理 / 工程 / 经管金融 / 计算机数据 / 统计数学 / 教育 / 人文语言 / 社科法律 / 传媒）的本科课程，不是完整的本科专业目录；各校全部课程请以官网为准。</w:t>
       </w:r>
     </w:p>
     <w:p>
@@ -190,7 +206,7 @@
                 <w:sz w:val="15"/>
                 <w:szCs w:val="15"/>
               </w:rPr>
-              <w:t xml:space="preserve">曼大 · 25 项　|　来源 mtennnn.cn　|　数据核对 2026-09</w:t>
+              <w:t xml:space="preserve">曼大 · 收录 25 项　|　来源 mtennnn.cn　|　数据核对 2026-09</w:t>
             </w:r>
           </w:p>
         </w:tc>

--- a/print/manchester.docx
+++ b/print/manchester.docx
@@ -52,6 +52,7 @@
       <w:r>
         <w:rPr>
           <w:b/>
+          <w:color w:val="73172D"/>
           <w:sz w:val="30"/>
           <w:szCs w:val="30"/>
         </w:rPr>
@@ -193,7 +194,7 @@
           <w:tcPr>
             <w:tcW w:w="15818" w:type="dxa"/>
             <w:gridSpan w:val="9"/>
-            <w:shd w:val="clear" w:color="auto" w:fill="F2F2F2"/>
+            <w:shd w:val="clear" w:color="auto" w:fill="F2EAEC"/>
             <w:vAlign w:val="top"/>
           </w:tcPr>
           <w:p>
@@ -218,7 +219,7 @@
         <w:tc>
           <w:tcPr>
             <w:tcW w:w="3164" w:type="dxa"/>
-            <w:shd w:val="clear" w:color="auto" w:fill="E4E4E4"/>
+            <w:shd w:val="clear" w:color="auto" w:fill="E6D5D9"/>
             <w:vAlign w:val="top"/>
           </w:tcPr>
           <w:p>
@@ -238,7 +239,7 @@
         <w:tc>
           <w:tcPr>
             <w:tcW w:w="1265" w:type="dxa"/>
-            <w:shd w:val="clear" w:color="auto" w:fill="E4E4E4"/>
+            <w:shd w:val="clear" w:color="auto" w:fill="E6D5D9"/>
             <w:vAlign w:val="top"/>
           </w:tcPr>
           <w:p>
@@ -258,7 +259,7 @@
         <w:tc>
           <w:tcPr>
             <w:tcW w:w="1107" w:type="dxa"/>
-            <w:shd w:val="clear" w:color="auto" w:fill="E4E4E4"/>
+            <w:shd w:val="clear" w:color="auto" w:fill="E6D5D9"/>
             <w:vAlign w:val="top"/>
           </w:tcPr>
           <w:p>
@@ -278,7 +279,7 @@
         <w:tc>
           <w:tcPr>
             <w:tcW w:w="2373" w:type="dxa"/>
-            <w:shd w:val="clear" w:color="auto" w:fill="E4E4E4"/>
+            <w:shd w:val="clear" w:color="auto" w:fill="E6D5D9"/>
             <w:vAlign w:val="top"/>
           </w:tcPr>
           <w:p>
@@ -298,7 +299,7 @@
         <w:tc>
           <w:tcPr>
             <w:tcW w:w="949" w:type="dxa"/>
-            <w:shd w:val="clear" w:color="auto" w:fill="E4E4E4"/>
+            <w:shd w:val="clear" w:color="auto" w:fill="E6D5D9"/>
             <w:vAlign w:val="top"/>
           </w:tcPr>
           <w:p>
@@ -318,7 +319,7 @@
         <w:tc>
           <w:tcPr>
             <w:tcW w:w="1107" w:type="dxa"/>
-            <w:shd w:val="clear" w:color="auto" w:fill="E4E4E4"/>
+            <w:shd w:val="clear" w:color="auto" w:fill="E6D5D9"/>
             <w:vAlign w:val="top"/>
           </w:tcPr>
           <w:p>
@@ -338,7 +339,7 @@
         <w:tc>
           <w:tcPr>
             <w:tcW w:w="2215" w:type="dxa"/>
-            <w:shd w:val="clear" w:color="auto" w:fill="E4E4E4"/>
+            <w:shd w:val="clear" w:color="auto" w:fill="E6D5D9"/>
             <w:vAlign w:val="top"/>
           </w:tcPr>
           <w:p>
@@ -358,7 +359,7 @@
         <w:tc>
           <w:tcPr>
             <w:tcW w:w="1740" w:type="dxa"/>
-            <w:shd w:val="clear" w:color="auto" w:fill="E4E4E4"/>
+            <w:shd w:val="clear" w:color="auto" w:fill="E6D5D9"/>
             <w:vAlign w:val="top"/>
           </w:tcPr>
           <w:p>
@@ -378,7 +379,7 @@
         <w:tc>
           <w:tcPr>
             <w:tcW w:w="1898" w:type="dxa"/>
-            <w:shd w:val="clear" w:color="auto" w:fill="E4E4E4"/>
+            <w:shd w:val="clear" w:color="auto" w:fill="E6D5D9"/>
             <w:vAlign w:val="top"/>
           </w:tcPr>
           <w:p>
@@ -549,6 +550,17 @@
               </w:rPr>
               <w:t xml:space="preserve">TOEFL — / —</w:t>
             </w:r>
+            <w:r>
+              <w:br/>
+            </w:r>
+            <w:r>
+              <w:rPr>
+                <w:color w:val="666666"/>
+                <w:sz w:val="13"/>
+                <w:szCs w:val="13"/>
+              </w:rPr>
+              <w:t xml:space="preserve">EFL 4/C · ESL 未列</w:t>
+            </w:r>
           </w:p>
         </w:tc>
         <w:tc>
@@ -742,6 +754,17 @@
               </w:rPr>
               <w:t xml:space="preserve">TOEFL — / —</w:t>
             </w:r>
+            <w:r>
+              <w:br/>
+            </w:r>
+            <w:r>
+              <w:rPr>
+                <w:color w:val="666666"/>
+                <w:sz w:val="13"/>
+                <w:szCs w:val="13"/>
+              </w:rPr>
+              <w:t xml:space="preserve">EFL 4/C · ESL 未列</w:t>
+            </w:r>
           </w:p>
         </w:tc>
         <w:tc>
@@ -935,6 +958,17 @@
               </w:rPr>
               <w:t xml:space="preserve">TOEFL 90 / 4.5</w:t>
             </w:r>
+            <w:r>
+              <w:br/>
+            </w:r>
+            <w:r>
+              <w:rPr>
+                <w:color w:val="666666"/>
+                <w:sz w:val="13"/>
+                <w:szCs w:val="13"/>
+              </w:rPr>
+              <w:t xml:space="preserve">EFL 4/C · ESL 8</w:t>
+            </w:r>
           </w:p>
         </w:tc>
         <w:tc>
@@ -1128,6 +1162,17 @@
               </w:rPr>
               <w:t xml:space="preserve">TOEFL 100 / 5.0</w:t>
             </w:r>
+            <w:r>
+              <w:br/>
+            </w:r>
+            <w:r>
+              <w:rPr>
+                <w:color w:val="666666"/>
+                <w:sz w:val="13"/>
+                <w:szCs w:val="13"/>
+              </w:rPr>
+              <w:t xml:space="preserve">EFL B/6 · ESL 不接受</w:t>
+            </w:r>
           </w:p>
         </w:tc>
         <w:tc>
@@ -1320,6 +1365,17 @@
               </w:rPr>
               <w:t xml:space="preserve">TOEFL 90 / 4.5</w:t>
             </w:r>
+            <w:r>
+              <w:br/>
+            </w:r>
+            <w:r>
+              <w:rPr>
+                <w:color w:val="666666"/>
+                <w:sz w:val="13"/>
+                <w:szCs w:val="13"/>
+              </w:rPr>
+              <w:t xml:space="preserve">EFL 4/C · ESL 8</w:t>
+            </w:r>
           </w:p>
         </w:tc>
         <w:tc>
@@ -1513,6 +1569,17 @@
               </w:rPr>
               <w:t xml:space="preserve">TOEFL 90 / 4.5</w:t>
             </w:r>
+            <w:r>
+              <w:br/>
+            </w:r>
+            <w:r>
+              <w:rPr>
+                <w:color w:val="666666"/>
+                <w:sz w:val="13"/>
+                <w:szCs w:val="13"/>
+              </w:rPr>
+              <w:t xml:space="preserve">EFL 4/C · ESL 8</w:t>
+            </w:r>
           </w:p>
         </w:tc>
         <w:tc>
@@ -1706,6 +1773,17 @@
               </w:rPr>
               <w:t xml:space="preserve">TOEFL 90 / —</w:t>
             </w:r>
+            <w:r>
+              <w:br/>
+            </w:r>
+            <w:r>
+              <w:rPr>
+                <w:color w:val="666666"/>
+                <w:sz w:val="13"/>
+                <w:szCs w:val="13"/>
+              </w:rPr>
+              <w:t xml:space="preserve">EFL 4/C · ESL 8</w:t>
+            </w:r>
           </w:p>
         </w:tc>
         <w:tc>
@@ -1899,6 +1977,17 @@
               </w:rPr>
               <w:t xml:space="preserve">TOEFL 90 / —</w:t>
             </w:r>
+            <w:r>
+              <w:br/>
+            </w:r>
+            <w:r>
+              <w:rPr>
+                <w:color w:val="666666"/>
+                <w:sz w:val="13"/>
+                <w:szCs w:val="13"/>
+              </w:rPr>
+              <w:t xml:space="preserve">EFL C · ESL B</w:t>
+            </w:r>
           </w:p>
         </w:tc>
         <w:tc>
@@ -2091,6 +2180,17 @@
               </w:rPr>
               <w:t xml:space="preserve">TOEFL 90 / —</w:t>
             </w:r>
+            <w:r>
+              <w:br/>
+            </w:r>
+            <w:r>
+              <w:rPr>
+                <w:color w:val="666666"/>
+                <w:sz w:val="13"/>
+                <w:szCs w:val="13"/>
+              </w:rPr>
+              <w:t xml:space="preserve">EFL C · ESL B</w:t>
+            </w:r>
           </w:p>
         </w:tc>
         <w:tc>
@@ -2283,6 +2383,17 @@
               </w:rPr>
               <w:t xml:space="preserve">TOEFL — / —</w:t>
             </w:r>
+            <w:r>
+              <w:br/>
+            </w:r>
+            <w:r>
+              <w:rPr>
+                <w:color w:val="666666"/>
+                <w:sz w:val="13"/>
+                <w:szCs w:val="13"/>
+              </w:rPr>
+              <w:t xml:space="preserve">EFL B/6 · ESL 未列</w:t>
+            </w:r>
           </w:p>
         </w:tc>
         <w:tc>
@@ -2477,6 +2588,17 @@
               </w:rPr>
               <w:t xml:space="preserve">TOEFL — / —</w:t>
             </w:r>
+            <w:r>
+              <w:br/>
+            </w:r>
+            <w:r>
+              <w:rPr>
+                <w:color w:val="666666"/>
+                <w:sz w:val="13"/>
+                <w:szCs w:val="13"/>
+              </w:rPr>
+              <w:t xml:space="preserve">EFL B/6 · ESL 未列</w:t>
+            </w:r>
           </w:p>
         </w:tc>
         <w:tc>
@@ -2670,6 +2792,17 @@
               </w:rPr>
               <w:t xml:space="preserve">TOEFL 90 / 4.5</w:t>
             </w:r>
+            <w:r>
+              <w:br/>
+            </w:r>
+            <w:r>
+              <w:rPr>
+                <w:color w:val="666666"/>
+                <w:sz w:val="13"/>
+                <w:szCs w:val="13"/>
+              </w:rPr>
+              <w:t xml:space="preserve">EFL C/4 · ESL 8</w:t>
+            </w:r>
           </w:p>
         </w:tc>
         <w:tc>
@@ -2862,6 +2995,17 @@
               </w:rPr>
               <w:t xml:space="preserve">TOEFL 90 / —</w:t>
             </w:r>
+            <w:r>
+              <w:br/>
+            </w:r>
+            <w:r>
+              <w:rPr>
+                <w:color w:val="666666"/>
+                <w:sz w:val="13"/>
+                <w:szCs w:val="13"/>
+              </w:rPr>
+              <w:t xml:space="preserve">EFL C · ESL B</w:t>
+            </w:r>
           </w:p>
         </w:tc>
         <w:tc>
@@ -3055,6 +3199,17 @@
               </w:rPr>
               <w:t xml:space="preserve">TOEFL 90 / —</w:t>
             </w:r>
+            <w:r>
+              <w:br/>
+            </w:r>
+            <w:r>
+              <w:rPr>
+                <w:color w:val="666666"/>
+                <w:sz w:val="13"/>
+                <w:szCs w:val="13"/>
+              </w:rPr>
+              <w:t xml:space="preserve">EFL C/4 · ESL 8</w:t>
+            </w:r>
           </w:p>
         </w:tc>
         <w:tc>
@@ -3248,6 +3403,17 @@
               </w:rPr>
               <w:t xml:space="preserve">TOEFL 90 / —</w:t>
             </w:r>
+            <w:r>
+              <w:br/>
+            </w:r>
+            <w:r>
+              <w:rPr>
+                <w:color w:val="666666"/>
+                <w:sz w:val="13"/>
+                <w:szCs w:val="13"/>
+              </w:rPr>
+              <w:t xml:space="preserve">EFL C/4 · ESL 8</w:t>
+            </w:r>
           </w:p>
         </w:tc>
         <w:tc>
@@ -3441,6 +3607,17 @@
               </w:rPr>
               <w:t xml:space="preserve">TOEFL 90 / —</w:t>
             </w:r>
+            <w:r>
+              <w:br/>
+            </w:r>
+            <w:r>
+              <w:rPr>
+                <w:color w:val="666666"/>
+                <w:sz w:val="13"/>
+                <w:szCs w:val="13"/>
+              </w:rPr>
+              <w:t xml:space="preserve">EFL C/4 · ESL 见详情</w:t>
+            </w:r>
           </w:p>
         </w:tc>
         <w:tc>
@@ -3633,6 +3810,17 @@
               </w:rPr>
               <w:t xml:space="preserve">TOEFL 90 / —</w:t>
             </w:r>
+            <w:r>
+              <w:br/>
+            </w:r>
+            <w:r>
+              <w:rPr>
+                <w:color w:val="666666"/>
+                <w:sz w:val="13"/>
+                <w:szCs w:val="13"/>
+              </w:rPr>
+              <w:t xml:space="preserve">EFL C/4 · ESL 见详情</w:t>
+            </w:r>
           </w:p>
         </w:tc>
         <w:tc>
@@ -3825,6 +4013,17 @@
               </w:rPr>
               <w:t xml:space="preserve">TOEFL 90 / —</w:t>
             </w:r>
+            <w:r>
+              <w:br/>
+            </w:r>
+            <w:r>
+              <w:rPr>
+                <w:color w:val="666666"/>
+                <w:sz w:val="13"/>
+                <w:szCs w:val="13"/>
+              </w:rPr>
+              <w:t xml:space="preserve">EFL C/4 · ESL 见详情</w:t>
+            </w:r>
           </w:p>
         </w:tc>
         <w:tc>
@@ -4017,6 +4216,17 @@
               </w:rPr>
               <w:t xml:space="preserve">TOEFL — / —</w:t>
             </w:r>
+            <w:r>
+              <w:br/>
+            </w:r>
+            <w:r>
+              <w:rPr>
+                <w:color w:val="666666"/>
+                <w:sz w:val="13"/>
+                <w:szCs w:val="13"/>
+              </w:rPr>
+              <w:t xml:space="preserve">EFL C/4 · ESL C/4</w:t>
+            </w:r>
           </w:p>
         </w:tc>
         <w:tc>
@@ -4209,6 +4419,17 @@
               </w:rPr>
               <w:t xml:space="preserve">TOEFL — / —</w:t>
             </w:r>
+            <w:r>
+              <w:br/>
+            </w:r>
+            <w:r>
+              <w:rPr>
+                <w:color w:val="666666"/>
+                <w:sz w:val="13"/>
+                <w:szCs w:val="13"/>
+              </w:rPr>
+              <w:t xml:space="preserve">EFL B/6 · ESL B/6</w:t>
+            </w:r>
           </w:p>
         </w:tc>
         <w:tc>
@@ -4401,6 +4622,17 @@
               </w:rPr>
               <w:t xml:space="preserve">TOEFL — / —</w:t>
             </w:r>
+            <w:r>
+              <w:br/>
+            </w:r>
+            <w:r>
+              <w:rPr>
+                <w:color w:val="666666"/>
+                <w:sz w:val="13"/>
+                <w:szCs w:val="13"/>
+              </w:rPr>
+              <w:t xml:space="preserve">EFL C/4 · ESL C/4</w:t>
+            </w:r>
           </w:p>
         </w:tc>
         <w:tc>
@@ -4593,6 +4825,17 @@
               </w:rPr>
               <w:t xml:space="preserve">TOEFL 90 / —</w:t>
             </w:r>
+            <w:r>
+              <w:br/>
+            </w:r>
+            <w:r>
+              <w:rPr>
+                <w:color w:val="666666"/>
+                <w:sz w:val="13"/>
+                <w:szCs w:val="13"/>
+              </w:rPr>
+              <w:t xml:space="preserve">EFL C/4 · ESL 见详情</w:t>
+            </w:r>
           </w:p>
         </w:tc>
         <w:tc>
@@ -4785,6 +5028,17 @@
               </w:rPr>
               <w:t xml:space="preserve">TOEFL — / —</w:t>
             </w:r>
+            <w:r>
+              <w:br/>
+            </w:r>
+            <w:r>
+              <w:rPr>
+                <w:color w:val="666666"/>
+                <w:sz w:val="13"/>
+                <w:szCs w:val="13"/>
+              </w:rPr>
+              <w:t xml:space="preserve">EFL C/4 · ESL C/4</w:t>
+            </w:r>
           </w:p>
         </w:tc>
         <w:tc>
@@ -4977,6 +5231,17 @@
               </w:rPr>
               <w:t xml:space="preserve">TOEFL 100 / 5.0</w:t>
             </w:r>
+            <w:r>
+              <w:br/>
+            </w:r>
+            <w:r>
+              <w:rPr>
+                <w:color w:val="666666"/>
+                <w:sz w:val="13"/>
+                <w:szCs w:val="13"/>
+              </w:rPr>
+              <w:t xml:space="preserve">EFL B/6 · ESL B/6</w:t>
+            </w:r>
           </w:p>
         </w:tc>
         <w:tc>
@@ -5168,6 +5433,17 @@
                 <w:szCs w:val="14"/>
               </w:rPr>
               <w:t xml:space="preserve">TOEFL 100 / 5.0</w:t>
+            </w:r>
+            <w:r>
+              <w:br/>
+            </w:r>
+            <w:r>
+              <w:rPr>
+                <w:color w:val="666666"/>
+                <w:sz w:val="13"/>
+                <w:szCs w:val="13"/>
+              </w:rPr>
+              <w:t xml:space="preserve">EFL B/6 · ESL B/6</w:t>
             </w:r>
           </w:p>
         </w:tc>

--- a/print/manchester.docx
+++ b/print/manchester.docx
@@ -559,7 +559,7 @@
                 <w:sz w:val="13"/>
                 <w:szCs w:val="13"/>
               </w:rPr>
-              <w:t xml:space="preserve">EFL 4/C · ESL 未列</w:t>
+              <w:t xml:space="preserve">EFL C · ESL 8</w:t>
             </w:r>
           </w:p>
         </w:tc>
@@ -763,7 +763,7 @@
                 <w:sz w:val="13"/>
                 <w:szCs w:val="13"/>
               </w:rPr>
-              <w:t xml:space="preserve">EFL 4/C · ESL 未列</w:t>
+              <w:t xml:space="preserve">EFL C · ESL 7</w:t>
             </w:r>
           </w:p>
         </w:tc>
@@ -967,7 +967,7 @@
                 <w:sz w:val="13"/>
                 <w:szCs w:val="13"/>
               </w:rPr>
-              <w:t xml:space="preserve">EFL 4/C · ESL 8</w:t>
+              <w:t xml:space="preserve">EFL C · ESL 8</w:t>
             </w:r>
           </w:p>
         </w:tc>
@@ -1171,7 +1171,7 @@
                 <w:sz w:val="13"/>
                 <w:szCs w:val="13"/>
               </w:rPr>
-              <w:t xml:space="preserve">EFL B/6 · ESL 不接受</w:t>
+              <w:t xml:space="preserve">EFL C · ESL 不接受</w:t>
             </w:r>
           </w:p>
         </w:tc>
@@ -1374,7 +1374,7 @@
                 <w:sz w:val="13"/>
                 <w:szCs w:val="13"/>
               </w:rPr>
-              <w:t xml:space="preserve">EFL 4/C · ESL 8</w:t>
+              <w:t xml:space="preserve">EFL C · ESL 8</w:t>
             </w:r>
           </w:p>
         </w:tc>
@@ -1578,7 +1578,7 @@
                 <w:sz w:val="13"/>
                 <w:szCs w:val="13"/>
               </w:rPr>
-              <w:t xml:space="preserve">EFL 4/C · ESL 8</w:t>
+              <w:t xml:space="preserve">EFL C · ESL 8</w:t>
             </w:r>
           </w:p>
         </w:tc>
@@ -1782,7 +1782,7 @@
                 <w:sz w:val="13"/>
                 <w:szCs w:val="13"/>
               </w:rPr>
-              <w:t xml:space="preserve">EFL 4/C · ESL 8</w:t>
+              <w:t xml:space="preserve">EFL C · ESL 8</w:t>
             </w:r>
           </w:p>
         </w:tc>
@@ -1986,7 +1986,7 @@
                 <w:sz w:val="13"/>
                 <w:szCs w:val="13"/>
               </w:rPr>
-              <w:t xml:space="preserve">EFL C · ESL B</w:t>
+              <w:t xml:space="preserve">EFL C · ESL 8</w:t>
             </w:r>
           </w:p>
         </w:tc>
@@ -2189,7 +2189,7 @@
                 <w:sz w:val="13"/>
                 <w:szCs w:val="13"/>
               </w:rPr>
-              <w:t xml:space="preserve">EFL C · ESL B</w:t>
+              <w:t xml:space="preserve">EFL C · ESL 8</w:t>
             </w:r>
           </w:p>
         </w:tc>
@@ -2392,7 +2392,7 @@
                 <w:sz w:val="13"/>
                 <w:szCs w:val="13"/>
               </w:rPr>
-              <w:t xml:space="preserve">EFL B/6 · ESL 未列</w:t>
+              <w:t xml:space="preserve">EFL C · ESL 8</w:t>
             </w:r>
           </w:p>
         </w:tc>
@@ -2597,7 +2597,7 @@
                 <w:sz w:val="13"/>
                 <w:szCs w:val="13"/>
               </w:rPr>
-              <w:t xml:space="preserve">EFL B/6 · ESL 未列</w:t>
+              <w:t xml:space="preserve">EFL C · ESL 8</w:t>
             </w:r>
           </w:p>
         </w:tc>
@@ -2801,7 +2801,7 @@
                 <w:sz w:val="13"/>
                 <w:szCs w:val="13"/>
               </w:rPr>
-              <w:t xml:space="preserve">EFL C/4 · ESL 8</w:t>
+              <w:t xml:space="preserve">EFL C · ESL 8</w:t>
             </w:r>
           </w:p>
         </w:tc>
@@ -3004,7 +3004,7 @@
                 <w:sz w:val="13"/>
                 <w:szCs w:val="13"/>
               </w:rPr>
-              <w:t xml:space="preserve">EFL C · ESL B</w:t>
+              <w:t xml:space="preserve">EFL C · ESL 8</w:t>
             </w:r>
           </w:p>
         </w:tc>
@@ -3208,7 +3208,7 @@
                 <w:sz w:val="13"/>
                 <w:szCs w:val="13"/>
               </w:rPr>
-              <w:t xml:space="preserve">EFL C/4 · ESL 8</w:t>
+              <w:t xml:space="preserve">EFL C · ESL 8</w:t>
             </w:r>
           </w:p>
         </w:tc>
@@ -3412,7 +3412,7 @@
                 <w:sz w:val="13"/>
                 <w:szCs w:val="13"/>
               </w:rPr>
-              <w:t xml:space="preserve">EFL C/4 · ESL 8</w:t>
+              <w:t xml:space="preserve">EFL C · ESL 8</w:t>
             </w:r>
           </w:p>
         </w:tc>
@@ -3616,7 +3616,7 @@
                 <w:sz w:val="13"/>
                 <w:szCs w:val="13"/>
               </w:rPr>
-              <w:t xml:space="preserve">EFL C/4 · ESL 见详情</w:t>
+              <w:t xml:space="preserve">EFL C · ESL 8</w:t>
             </w:r>
           </w:p>
         </w:tc>
@@ -3819,7 +3819,7 @@
                 <w:sz w:val="13"/>
                 <w:szCs w:val="13"/>
               </w:rPr>
-              <w:t xml:space="preserve">EFL C/4 · ESL 见详情</w:t>
+              <w:t xml:space="preserve">EFL C · ESL 8</w:t>
             </w:r>
           </w:p>
         </w:tc>
@@ -4022,7 +4022,7 @@
                 <w:sz w:val="13"/>
                 <w:szCs w:val="13"/>
               </w:rPr>
-              <w:t xml:space="preserve">EFL C/4 · ESL 见详情</w:t>
+              <w:t xml:space="preserve">EFL C · ESL 8</w:t>
             </w:r>
           </w:p>
         </w:tc>
@@ -4225,7 +4225,7 @@
                 <w:sz w:val="13"/>
                 <w:szCs w:val="13"/>
               </w:rPr>
-              <w:t xml:space="preserve">EFL C/4 · ESL C/4</w:t>
+              <w:t xml:space="preserve">EFL C · ESL 不接受</w:t>
             </w:r>
           </w:p>
         </w:tc>
@@ -4428,7 +4428,7 @@
                 <w:sz w:val="13"/>
                 <w:szCs w:val="13"/>
               </w:rPr>
-              <w:t xml:space="preserve">EFL B/6 · ESL B/6</w:t>
+              <w:t xml:space="preserve">EFL C · ESL 不接受</w:t>
             </w:r>
           </w:p>
         </w:tc>
@@ -4631,7 +4631,7 @@
                 <w:sz w:val="13"/>
                 <w:szCs w:val="13"/>
               </w:rPr>
-              <w:t xml:space="preserve">EFL C/4 · ESL C/4</w:t>
+              <w:t xml:space="preserve">EFL C · ESL 8</w:t>
             </w:r>
           </w:p>
         </w:tc>
@@ -4834,7 +4834,7 @@
                 <w:sz w:val="13"/>
                 <w:szCs w:val="13"/>
               </w:rPr>
-              <w:t xml:space="preserve">EFL C/4 · ESL 见详情</w:t>
+              <w:t xml:space="preserve">EFL C · ESL 8</w:t>
             </w:r>
           </w:p>
         </w:tc>
@@ -5037,7 +5037,7 @@
                 <w:sz w:val="13"/>
                 <w:szCs w:val="13"/>
               </w:rPr>
-              <w:t xml:space="preserve">EFL C/4 · ESL C/4</w:t>
+              <w:t xml:space="preserve">EFL C · ESL 不接受</w:t>
             </w:r>
           </w:p>
         </w:tc>
@@ -5240,7 +5240,7 @@
                 <w:sz w:val="13"/>
                 <w:szCs w:val="13"/>
               </w:rPr>
-              <w:t xml:space="preserve">EFL B/6 · ESL B/6</w:t>
+              <w:t xml:space="preserve">EFL C · ESL 不接受</w:t>
             </w:r>
           </w:p>
         </w:tc>
@@ -5443,7 +5443,7 @@
                 <w:sz w:val="13"/>
                 <w:szCs w:val="13"/>
               </w:rPr>
-              <w:t xml:space="preserve">EFL B/6 · ESL B/6</w:t>
+              <w:t xml:space="preserve">EFL C · ESL 不接受</w:t>
             </w:r>
           </w:p>
         </w:tc>
